--- a/Shahoriar_Thesis.docx
+++ b/Shahoriar_Thesis.docx
@@ -502,15 +502,7 @@
                                 <w:sz w:val="40"/>
                                 <w:szCs w:val="40"/>
                               </w:rPr>
-                              <w:t>The Trade-</w:t>
-                            </w:r>
-                            <w:r>
-                              <w:rPr>
-                                <w:rFonts w:ascii="Times New Roman" w:hAnsi="Times New Roman" w:cs="Times New Roman"/>
-                                <w:sz w:val="40"/>
-                                <w:szCs w:val="40"/>
-                              </w:rPr>
-                              <w:t xml:space="preserve">off </w:t>
+                              <w:t xml:space="preserve">The Trade-off </w:t>
                             </w:r>
                             <w:r>
                               <w:rPr>
@@ -572,15 +564,7 @@
                           <w:sz w:val="40"/>
                           <w:szCs w:val="40"/>
                         </w:rPr>
-                        <w:t>The Trade-</w:t>
-                      </w:r>
-                      <w:r>
-                        <w:rPr>
-                          <w:rFonts w:ascii="Times New Roman" w:hAnsi="Times New Roman" w:cs="Times New Roman"/>
-                          <w:sz w:val="40"/>
-                          <w:szCs w:val="40"/>
-                        </w:rPr>
-                        <w:t xml:space="preserve">off </w:t>
+                        <w:t xml:space="preserve">The Trade-off </w:t>
                       </w:r>
                       <w:r>
                         <w:rPr>
@@ -935,7 +919,7 @@
           <w:noProof/>
         </w:rPr>
         <w:drawing>
-          <wp:inline distT="0" distB="0" distL="0" distR="0" wp14:anchorId="7EEC9CED" wp14:editId="0E1927EB">
+          <wp:inline distT="0" distB="0" distL="0" distR="0" wp14:anchorId="7EEC9CED" wp14:editId="0941F0D9">
             <wp:extent cx="5731510" cy="8077200"/>
             <wp:effectExtent l="0" t="0" r="2540" b="0"/>
             <wp:docPr id="690892088" name="Picture 2"/>
@@ -3683,13 +3667,8 @@
     </w:p>
     <w:p>
       <w:r>
-        <w:t xml:space="preserve">The report is prepared as part of a 12-week internship completed in the AML/Governance department of bKash Limited, and it uses that placement as the practical grounding for a more focused empirical question: does higher perceived compliance stringency, measured through KYC burden, transaction limit restrictiveness, account freeze frequency, and perceived monitoring intensity, actually reduce how much people use MFS once income, age, education, location, and length of MFS usage are accounted for. Exposure to real compliance workflows during the internship, including STR/SAR reporting procedures and the shift from paper-based to electronic KYC, is used throughout to keep the discussion grounded in practice rather than theory </w:t>
-      </w:r>
-      <w:proofErr w:type="spellStart"/>
-      <w:r>
-        <w:t>alone.</w:t>
-      </w:r>
-      <w:proofErr w:type="spellEnd"/>
+        <w:t>The report is prepared as part of a 12-week internship completed in the AML/Governance department of bKash Limited, and it uses that placement as the practical grounding for a more focused empirical question: does higher perceived compliance stringency, measured through KYC burden, transaction limit restrictiveness, account freeze frequency, and perceived monitoring intensity, actually reduce how much people use MFS once income, age, education, location, and length of MFS usage are accounted for. Exposure to real compliance workflows during the internship, including STR/SAR reporting procedures and the shift from paper-based to electronic KYC, is used throughout to keep the discussion grounded in practice rather than theory alone.</w:t>
+      </w:r>
     </w:p>
     <w:p>
       <w:r>
@@ -3698,6 +3677,13 @@
     </w:p>
     <w:sdt>
       <w:sdtPr>
+        <w:rPr>
+          <w:rFonts w:eastAsiaTheme="minorEastAsia" w:cstheme="minorBidi"/>
+          <w:b w:val="0"/>
+          <w:color w:val="auto"/>
+          <w:sz w:val="24"/>
+          <w:szCs w:val="21"/>
+        </w:rPr>
         <w:id w:val="-921641962"/>
         <w:docPartObj>
           <w:docPartGallery w:val="Table of Contents"/>
@@ -3706,12 +3692,8 @@
       </w:sdtPr>
       <w:sdtEndPr>
         <w:rPr>
-          <w:rFonts w:eastAsiaTheme="minorEastAsia" w:cstheme="minorBidi"/>
           <w:bCs/>
           <w:noProof/>
-          <w:color w:val="auto"/>
-          <w:sz w:val="24"/>
-          <w:szCs w:val="21"/>
         </w:rPr>
       </w:sdtEndPr>
       <w:sdtContent>
@@ -7645,7 +7627,7 @@
         <w:t>Chapter 1:</w:t>
       </w:r>
       <w:r>
-        <w:tab/>
+        <w:t xml:space="preserve"> </w:t>
       </w:r>
       <w:r>
         <w:t>Introduction</w:t>
@@ -8031,7 +8013,7 @@
         <w:t>Chapter 2:</w:t>
       </w:r>
       <w:r>
-        <w:tab/>
+        <w:t xml:space="preserve"> </w:t>
       </w:r>
       <w:r>
         <w:t>Overview of the Organization</w:t>
@@ -8230,7 +8212,7 @@
           <w:noProof/>
         </w:rPr>
         <w:drawing>
-          <wp:inline distT="0" distB="0" distL="0" distR="0" wp14:anchorId="0057BE68" wp14:editId="766D587E">
+          <wp:inline distT="0" distB="0" distL="0" distR="0" wp14:anchorId="0057BE68" wp14:editId="02AB860A">
             <wp:extent cx="3581400" cy="1801414"/>
             <wp:effectExtent l="0" t="0" r="0" b="8890"/>
             <wp:docPr id="284530167" name="Picture 8" descr="Overview of MFS providers in Bangladesh"/>
@@ -8289,24 +8271,14 @@
       <w:r>
         <w:t xml:space="preserve">Figure </w:t>
       </w:r>
-      <w:r>
-        <w:fldChar w:fldCharType="begin"/>
-      </w:r>
-      <w:r>
-        <w:instrText xml:space="preserve"> SEQ Figure \* ARABIC </w:instrText>
-      </w:r>
-      <w:r>
-        <w:fldChar w:fldCharType="separate"/>
-      </w:r>
-      <w:r>
-        <w:rPr>
-          <w:noProof/>
-        </w:rPr>
-        <w:t>1</w:t>
-      </w:r>
-      <w:r>
-        <w:fldChar w:fldCharType="end"/>
-      </w:r>
+      <w:fldSimple w:instr=" SEQ Figure \* ARABIC ">
+        <w:r>
+          <w:rPr>
+            <w:noProof/>
+          </w:rPr>
+          <w:t>1</w:t>
+        </w:r>
+      </w:fldSimple>
       <w:r>
         <w:t>: Different MFS Providers in Bangladesh (Illustration from Daily Observer, 2022)</w:t>
       </w:r>
@@ -8506,24 +8478,14 @@
                             <w:r>
                               <w:t xml:space="preserve">Figure </w:t>
                             </w:r>
-                            <w:r>
-                              <w:fldChar w:fldCharType="begin"/>
-                            </w:r>
-                            <w:r>
-                              <w:instrText xml:space="preserve"> SEQ Figure \* ARABIC </w:instrText>
-                            </w:r>
-                            <w:r>
-                              <w:fldChar w:fldCharType="separate"/>
-                            </w:r>
-                            <w:r>
-                              <w:rPr>
-                                <w:noProof/>
-                              </w:rPr>
-                              <w:t>2</w:t>
-                            </w:r>
-                            <w:r>
-                              <w:fldChar w:fldCharType="end"/>
-                            </w:r>
+                            <w:fldSimple w:instr=" SEQ Figure \* ARABIC ">
+                              <w:r>
+                                <w:rPr>
+                                  <w:noProof/>
+                                </w:rPr>
+                                <w:t>2</w:t>
+                              </w:r>
+                            </w:fldSimple>
                             <w:r>
                               <w:t>: bKash Limited Organizational Structure (Division Level). Source: Internal organizational documentation, bKash Limited, shared during internship placement (2026)</w:t>
                             </w:r>
@@ -8569,24 +8531,14 @@
                       <w:r>
                         <w:t xml:space="preserve">Figure </w:t>
                       </w:r>
-                      <w:r>
-                        <w:fldChar w:fldCharType="begin"/>
-                      </w:r>
-                      <w:r>
-                        <w:instrText xml:space="preserve"> SEQ Figure \* ARABIC </w:instrText>
-                      </w:r>
-                      <w:r>
-                        <w:fldChar w:fldCharType="separate"/>
-                      </w:r>
-                      <w:r>
-                        <w:rPr>
-                          <w:noProof/>
-                        </w:rPr>
-                        <w:t>2</w:t>
-                      </w:r>
-                      <w:r>
-                        <w:fldChar w:fldCharType="end"/>
-                      </w:r>
+                      <w:fldSimple w:instr=" SEQ Figure \* ARABIC ">
+                        <w:r>
+                          <w:rPr>
+                            <w:noProof/>
+                          </w:rPr>
+                          <w:t>2</w:t>
+                        </w:r>
+                      </w:fldSimple>
                       <w:r>
                         <w:t>: bKash Limited Organizational Structure (Division Level). Source: Internal organizational documentation, bKash Limited, shared during internship placement (2026)</w:t>
                       </w:r>
@@ -8740,7 +8692,7 @@
         <w:t>Chapter 3:</w:t>
       </w:r>
       <w:r>
-        <w:tab/>
+        <w:t xml:space="preserve"> </w:t>
       </w:r>
       <w:r>
         <w:t>Internship Duties and Responsibilities</w:t>
@@ -9189,24 +9141,14 @@
       <w:r>
         <w:t xml:space="preserve">Figure </w:t>
       </w:r>
-      <w:r>
-        <w:fldChar w:fldCharType="begin"/>
-      </w:r>
-      <w:r>
-        <w:instrText xml:space="preserve"> SEQ Figure \* ARABIC </w:instrText>
-      </w:r>
-      <w:r>
-        <w:fldChar w:fldCharType="separate"/>
-      </w:r>
-      <w:r>
-        <w:rPr>
-          <w:noProof/>
-        </w:rPr>
-        <w:t>3</w:t>
-      </w:r>
-      <w:r>
-        <w:fldChar w:fldCharType="end"/>
-      </w:r>
+      <w:fldSimple w:instr=" SEQ Figure \* ARABIC ">
+        <w:r>
+          <w:rPr>
+            <w:noProof/>
+          </w:rPr>
+          <w:t>3</w:t>
+        </w:r>
+      </w:fldSimple>
       <w:r>
         <w:t>: Tools/Modules Automated and Updated</w:t>
       </w:r>
@@ -9263,7 +9205,7 @@
         <w:t>:</w:t>
       </w:r>
       <w:r>
-        <w:tab/>
+        <w:t xml:space="preserve"> </w:t>
       </w:r>
       <w:r>
         <w:t>Learnings/Experiences from Internship Program</w:t>
@@ -9569,7 +9511,9 @@
         <w:t>Chapter 5:</w:t>
       </w:r>
       <w:r>
-        <w:tab/>
+        <w:t xml:space="preserve"> </w:t>
+      </w:r>
+      <w:r>
         <w:t>Literature Review</w:t>
       </w:r>
       <w:bookmarkEnd w:id="44"/>
@@ -9909,7 +9853,9 @@
         <w:t>Chapter 6:</w:t>
       </w:r>
       <w:r>
-        <w:tab/>
+        <w:t xml:space="preserve"> </w:t>
+      </w:r>
+      <w:r>
         <w:t>Analysis</w:t>
       </w:r>
       <w:bookmarkEnd w:id="54"/>
